--- a/public/assets/files/niestacjonarne/SGD.docx
+++ b/public/assets/files/niestacjonarne/SGD.docx
@@ -523,6 +523,7 @@
                 <w:i w:val="0"/>
                 <w:sz w:val="22"/>
               </w:rPr>
+              <w:t>I</w:t>
             </w:r>
           </w:p>
         </w:tc>
@@ -560,6 +561,7 @@
                 <w:i w:val="0"/>
                 <w:sz w:val="22"/>
               </w:rPr>
+              <w:t>obieralny</w:t>
             </w:r>
           </w:p>
         </w:tc>

--- a/public/assets/files/niestacjonarne/SGD.docx
+++ b/public/assets/files/niestacjonarne/SGD.docx
@@ -681,12 +681,22 @@
         <w:tblW w:w="5000" w:type="pct"/>
       </w:tblPr>
       <w:tblGrid>
-        <w:gridCol w:w="9972"/>
+        <w:gridCol w:w="997"/>
+        <w:gridCol w:w="997"/>
+        <w:gridCol w:w="997"/>
+        <w:gridCol w:w="997"/>
+        <w:gridCol w:w="997"/>
+        <w:gridCol w:w="997"/>
+        <w:gridCol w:w="997"/>
+        <w:gridCol w:w="997"/>
+        <w:gridCol w:w="997"/>
+        <w:gridCol w:w="997"/>
       </w:tblGrid>
       <w:tr>
         <w:tc>
           <w:tcPr>
-            <w:tcW w:type="dxa" w:w="9972"/>
+            <w:tcW w:type="dxa" w:w="9970"/>
+            <w:gridSpan w:val="10"/>
             <w:shd w:val="clear" w:color="auto" w:fill="D9D9D9"/>
           </w:tcPr>
           <w:p>
@@ -705,31 +715,34 @@
           </w:p>
         </w:tc>
       </w:tr>
-    </w:tbl>
-    <w:tbl>
-      <w:tblPr>
-        <w:tblW w:type="auto" w:w="0"/>
-        <w:tblLook w:firstColumn="1" w:firstRow="1" w:lastColumn="0" w:lastRow="0" w:noHBand="0" w:noVBand="1" w:val="04A0"/>
-        <w:tblBorders>
-          <w:top w:val="single" w:sz="4" w:space="0" w:color="000000"/>
-          <w:left w:val="single" w:sz="4" w:space="0" w:color="000000"/>
-          <w:bottom w:val="single" w:sz="4" w:space="0" w:color="000000"/>
-          <w:right w:val="single" w:sz="4" w:space="0" w:color="000000"/>
-          <w:insideH w:val="single" w:sz="4" w:space="0" w:color="000000"/>
-          <w:insideV w:val="single" w:sz="4" w:space="0" w:color="000000"/>
-        </w:tblBorders>
-        <w:tblW w:w="5000" w:type="pct"/>
-      </w:tblPr>
-      <w:tblGrid>
-        <w:gridCol w:w="2493"/>
-        <w:gridCol w:w="2493"/>
-        <w:gridCol w:w="2493"/>
-        <w:gridCol w:w="2493"/>
-      </w:tblGrid>
       <w:tr>
         <w:tc>
           <w:tcPr>
-            <w:tcW w:type="dxa" w:w="2493"/>
+            <w:tcW w:type="dxa" w:w="9970"/>
+            <w:gridSpan w:val="10"/>
+            <w:shd w:val="clear" w:color="auto" w:fill="D9D9D9"/>
+          </w:tcPr>
+          <w:p>
+            <w:pPr>
+              <w:spacing w:before="20" w:after="20"/>
+            </w:pPr>
+            <w:r>
+              <w:rPr>
+                <w:rFonts w:ascii="Aptos" w:hAnsi="Aptos"/>
+                <w:b w:val="0"/>
+                <w:i w:val="0"/>
+                <w:sz w:val="16"/>
+              </w:rPr>
+              <w:t>Wymiar godzinowy (liczba godzin w semestrze)</w:t>
+            </w:r>
+          </w:p>
+        </w:tc>
+      </w:tr>
+      <w:tr>
+        <w:tc>
+          <w:tcPr>
+            <w:tcW w:type="dxa" w:w="1994"/>
+            <w:gridSpan w:val="2"/>
             <w:shd w:val="clear" w:color="auto" w:fill="D9D9D9"/>
           </w:tcPr>
           <w:p>
@@ -749,7 +762,8 @@
         </w:tc>
         <w:tc>
           <w:tcPr>
-            <w:tcW w:type="dxa" w:w="2493"/>
+            <w:tcW w:type="dxa" w:w="2991"/>
+            <w:gridSpan w:val="3"/>
             <w:shd w:val="clear" w:color="auto" w:fill="D9D9D9"/>
           </w:tcPr>
           <w:p>
@@ -769,7 +783,8 @@
         </w:tc>
         <w:tc>
           <w:tcPr>
-            <w:tcW w:type="dxa" w:w="2493"/>
+            <w:tcW w:type="dxa" w:w="2991"/>
+            <w:gridSpan w:val="3"/>
             <w:shd w:val="clear" w:color="auto" w:fill="D9D9D9"/>
           </w:tcPr>
           <w:p>
@@ -789,7 +804,8 @@
         </w:tc>
         <w:tc>
           <w:tcPr>
-            <w:tcW w:type="dxa" w:w="2493"/>
+            <w:tcW w:type="dxa" w:w="1994"/>
+            <w:gridSpan w:val="2"/>
             <w:shd w:val="clear" w:color="auto" w:fill="D9D9D9"/>
           </w:tcPr>
           <w:p>
@@ -811,7 +827,8 @@
       <w:tr>
         <w:tc>
           <w:tcPr>
-            <w:tcW w:type="dxa" w:w="2493"/>
+            <w:tcW w:type="dxa" w:w="1994"/>
+            <w:gridSpan w:val="2"/>
           </w:tcPr>
           <w:p>
             <w:pPr>
@@ -830,7 +847,8 @@
         </w:tc>
         <w:tc>
           <w:tcPr>
-            <w:tcW w:type="dxa" w:w="2493"/>
+            <w:tcW w:type="dxa" w:w="2991"/>
+            <w:gridSpan w:val="3"/>
           </w:tcPr>
           <w:p>
             <w:pPr>
@@ -849,7 +867,8 @@
         </w:tc>
         <w:tc>
           <w:tcPr>
-            <w:tcW w:type="dxa" w:w="2493"/>
+            <w:tcW w:type="dxa" w:w="2991"/>
+            <w:gridSpan w:val="3"/>
           </w:tcPr>
           <w:p>
             <w:pPr>
@@ -868,7 +887,8 @@
         </w:tc>
         <w:tc>
           <w:tcPr>
-            <w:tcW w:type="dxa" w:w="2493"/>
+            <w:tcW w:type="dxa" w:w="1994"/>
+            <w:gridSpan w:val="2"/>
           </w:tcPr>
           <w:p>
             <w:pPr>
@@ -886,30 +906,34 @@
           </w:p>
         </w:tc>
       </w:tr>
-    </w:tbl>
-    <w:tbl>
-      <w:tblPr>
-        <w:tblW w:type="auto" w:w="0"/>
-        <w:tblLook w:firstColumn="1" w:firstRow="1" w:lastColumn="0" w:lastRow="0" w:noHBand="0" w:noVBand="1" w:val="04A0"/>
-        <w:tblBorders>
-          <w:top w:val="single" w:sz="4" w:space="0" w:color="000000"/>
-          <w:left w:val="single" w:sz="4" w:space="0" w:color="000000"/>
-          <w:bottom w:val="single" w:sz="4" w:space="0" w:color="000000"/>
-          <w:right w:val="single" w:sz="4" w:space="0" w:color="000000"/>
-          <w:insideH w:val="single" w:sz="4" w:space="0" w:color="000000"/>
-          <w:insideV w:val="single" w:sz="4" w:space="0" w:color="000000"/>
-        </w:tblBorders>
-        <w:tblW w:w="5000" w:type="pct"/>
-      </w:tblPr>
-      <w:tblGrid>
-        <w:gridCol w:w="3324"/>
-        <w:gridCol w:w="3324"/>
-        <w:gridCol w:w="3324"/>
-      </w:tblGrid>
       <w:tr>
         <w:tc>
           <w:tcPr>
-            <w:tcW w:type="dxa" w:w="3324"/>
+            <w:tcW w:type="dxa" w:w="9970"/>
+            <w:gridSpan w:val="10"/>
+            <w:shd w:val="clear" w:color="auto" w:fill="D9D9D9"/>
+          </w:tcPr>
+          <w:p>
+            <w:pPr>
+              <w:spacing w:before="20" w:after="20"/>
+            </w:pPr>
+            <w:r>
+              <w:rPr>
+                <w:rFonts w:ascii="Aptos" w:hAnsi="Aptos"/>
+                <w:b/>
+                <w:i w:val="0"/>
+                <w:sz w:val="22"/>
+              </w:rPr>
+              <w:t>Bilans ECTS</w:t>
+            </w:r>
+          </w:p>
+        </w:tc>
+      </w:tr>
+      <w:tr>
+        <w:tc>
+          <w:tcPr>
+            <w:tcW w:type="dxa" w:w="4985"/>
+            <w:gridSpan w:val="5"/>
             <w:shd w:val="clear" w:color="auto" w:fill="D9D9D9"/>
           </w:tcPr>
           <w:p>
@@ -929,7 +953,8 @@
         </w:tc>
         <w:tc>
           <w:tcPr>
-            <w:tcW w:type="dxa" w:w="3324"/>
+            <w:tcW w:type="dxa" w:w="2991"/>
+            <w:gridSpan w:val="3"/>
             <w:shd w:val="clear" w:color="auto" w:fill="D9D9D9"/>
           </w:tcPr>
           <w:p>
@@ -949,7 +974,8 @@
         </w:tc>
         <w:tc>
           <w:tcPr>
-            <w:tcW w:type="dxa" w:w="3324"/>
+            <w:tcW w:type="dxa" w:w="1994"/>
+            <w:gridSpan w:val="2"/>
             <w:shd w:val="clear" w:color="auto" w:fill="D9D9D9"/>
           </w:tcPr>
           <w:p>
@@ -971,7 +997,8 @@
       <w:tr>
         <w:tc>
           <w:tcPr>
-            <w:tcW w:type="dxa" w:w="3324"/>
+            <w:tcW w:type="dxa" w:w="4985"/>
+            <w:gridSpan w:val="5"/>
           </w:tcPr>
           <w:p>
             <w:pPr>
@@ -990,7 +1017,8 @@
         </w:tc>
         <w:tc>
           <w:tcPr>
-            <w:tcW w:type="dxa" w:w="3324"/>
+            <w:tcW w:type="dxa" w:w="2991"/>
+            <w:gridSpan w:val="3"/>
           </w:tcPr>
           <w:p>
             <w:pPr>
@@ -1009,7 +1037,8 @@
         </w:tc>
         <w:tc>
           <w:tcPr>
-            <w:tcW w:type="dxa" w:w="3324"/>
+            <w:tcW w:type="dxa" w:w="1994"/>
+            <w:gridSpan w:val="2"/>
           </w:tcPr>
           <w:p>
             <w:pPr>
@@ -1030,7 +1059,8 @@
       <w:tr>
         <w:tc>
           <w:tcPr>
-            <w:tcW w:type="dxa" w:w="3324"/>
+            <w:tcW w:type="dxa" w:w="4985"/>
+            <w:gridSpan w:val="5"/>
           </w:tcPr>
           <w:p>
             <w:pPr>
@@ -1049,7 +1079,8 @@
         </w:tc>
         <w:tc>
           <w:tcPr>
-            <w:tcW w:type="dxa" w:w="3324"/>
+            <w:tcW w:type="dxa" w:w="2991"/>
+            <w:gridSpan w:val="3"/>
           </w:tcPr>
           <w:p>
             <w:pPr>
@@ -1068,7 +1099,8 @@
         </w:tc>
         <w:tc>
           <w:tcPr>
-            <w:tcW w:type="dxa" w:w="3324"/>
+            <w:tcW w:type="dxa" w:w="1994"/>
+            <w:gridSpan w:val="2"/>
           </w:tcPr>
           <w:p>
             <w:pPr>
@@ -1089,7 +1121,29 @@
       <w:tr>
         <w:tc>
           <w:tcPr>
-            <w:tcW w:type="dxa" w:w="3324"/>
+            <w:tcW w:type="dxa" w:w="4985"/>
+            <w:gridSpan w:val="5"/>
+            <w:shd w:val="clear" w:color="auto" w:fill="D9D9D9"/>
+          </w:tcPr>
+          <w:p>
+            <w:pPr>
+              <w:spacing w:before="20" w:after="20"/>
+            </w:pPr>
+            <w:r>
+              <w:rPr>
+                <w:rFonts w:ascii="Aptos" w:hAnsi="Aptos"/>
+                <w:b/>
+                <w:i w:val="0"/>
+                <w:sz w:val="16"/>
+              </w:rPr>
+              <w:t>Opis samodzielnej pracy studenta</w:t>
+            </w:r>
+          </w:p>
+        </w:tc>
+        <w:tc>
+          <w:tcPr>
+            <w:tcW w:type="dxa" w:w="4985"/>
+            <w:gridSpan w:val="5"/>
           </w:tcPr>
           <w:p>
             <w:pPr>
@@ -1102,45 +1156,6 @@
                 <w:i w:val="0"/>
                 <w:sz w:val="22"/>
               </w:rPr>
-              <w:t>Suma</w:t>
-            </w:r>
-          </w:p>
-        </w:tc>
-        <w:tc>
-          <w:tcPr>
-            <w:tcW w:type="dxa" w:w="3324"/>
-          </w:tcPr>
-          <w:p>
-            <w:pPr>
-              <w:spacing w:before="20" w:after="20"/>
-            </w:pPr>
-            <w:r>
-              <w:rPr>
-                <w:rFonts w:ascii="Aptos" w:hAnsi="Aptos"/>
-                <w:b w:val="0"/>
-                <w:i w:val="0"/>
-                <w:sz w:val="22"/>
-              </w:rPr>
-              <w:t>125</w:t>
-            </w:r>
-          </w:p>
-        </w:tc>
-        <w:tc>
-          <w:tcPr>
-            <w:tcW w:type="dxa" w:w="3324"/>
-          </w:tcPr>
-          <w:p>
-            <w:pPr>
-              <w:spacing w:before="20" w:after="20"/>
-            </w:pPr>
-            <w:r>
-              <w:rPr>
-                <w:rFonts w:ascii="Aptos" w:hAnsi="Aptos"/>
-                <w:b w:val="0"/>
-                <w:i w:val="0"/>
-                <w:sz w:val="22"/>
-              </w:rPr>
-              <w:t>2</w:t>
             </w:r>
           </w:p>
         </w:tc>
@@ -1429,7 +1444,7 @@
                 <w:rFonts w:ascii="Aptos" w:hAnsi="Aptos"/>
                 <w:sz w:val="22"/>
               </w:rPr>
-              <w:t>☐ Zaliczenie z oceną</w:t>
+              <w:t>☑ Zaliczenie z oceną</w:t>
             </w:r>
           </w:p>
           <w:p>
@@ -1930,14 +1945,14 @@
         <w:tblW w:w="5000" w:type="pct"/>
       </w:tblPr>
       <w:tblGrid>
-        <w:gridCol w:w="3324"/>
-        <w:gridCol w:w="3324"/>
-        <w:gridCol w:w="3324"/>
+        <w:gridCol w:w="680"/>
+        <w:gridCol w:w="4536"/>
+        <w:gridCol w:w="4252"/>
       </w:tblGrid>
       <w:tr>
         <w:tc>
           <w:tcPr>
-            <w:tcW w:type="dxa" w:w="9972"/>
+            <w:tcW w:type="dxa" w:w="9468"/>
             <w:gridSpan w:val="3"/>
             <w:shd w:val="clear" w:color="auto" w:fill="D9D9D9"/>
           </w:tcPr>
@@ -1960,7 +1975,7 @@
       <w:tr>
         <w:tc>
           <w:tcPr>
-            <w:tcW w:type="dxa" w:w="3324"/>
+            <w:tcW w:type="dxa" w:w="680"/>
             <w:shd w:val="clear" w:color="auto" w:fill="D9D9D9"/>
           </w:tcPr>
           <w:p>
@@ -1980,7 +1995,7 @@
         </w:tc>
         <w:tc>
           <w:tcPr>
-            <w:tcW w:type="dxa" w:w="3324"/>
+            <w:tcW w:type="dxa" w:w="4536"/>
             <w:shd w:val="clear" w:color="auto" w:fill="D9D9D9"/>
           </w:tcPr>
           <w:p>
@@ -2000,7 +2015,7 @@
         </w:tc>
         <w:tc>
           <w:tcPr>
-            <w:tcW w:type="dxa" w:w="3324"/>
+            <w:tcW w:type="dxa" w:w="4252"/>
             <w:shd w:val="clear" w:color="auto" w:fill="D9D9D9"/>
           </w:tcPr>
           <w:p>
@@ -2022,7 +2037,7 @@
       <w:tr>
         <w:tc>
           <w:tcPr>
-            <w:tcW w:type="dxa" w:w="3324"/>
+            <w:tcW w:type="dxa" w:w="680"/>
           </w:tcPr>
           <w:p>
             <w:pPr>
@@ -2041,7 +2056,7 @@
         </w:tc>
         <w:tc>
           <w:tcPr>
-            <w:tcW w:type="dxa" w:w="3324"/>
+            <w:tcW w:type="dxa" w:w="4536"/>
           </w:tcPr>
           <w:p>
             <w:pPr>
@@ -2060,7 +2075,7 @@
         </w:tc>
         <w:tc>
           <w:tcPr>
-            <w:tcW w:type="dxa" w:w="3324"/>
+            <w:tcW w:type="dxa" w:w="4252"/>
           </w:tcPr>
           <w:p>
             <w:pPr>
@@ -2080,7 +2095,7 @@
       <w:tr>
         <w:tc>
           <w:tcPr>
-            <w:tcW w:type="dxa" w:w="3324"/>
+            <w:tcW w:type="dxa" w:w="680"/>
           </w:tcPr>
           <w:p>
             <w:pPr>
@@ -2099,7 +2114,7 @@
         </w:tc>
         <w:tc>
           <w:tcPr>
-            <w:tcW w:type="dxa" w:w="3324"/>
+            <w:tcW w:type="dxa" w:w="4536"/>
           </w:tcPr>
           <w:p>
             <w:pPr>
@@ -2118,7 +2133,7 @@
         </w:tc>
         <w:tc>
           <w:tcPr>
-            <w:tcW w:type="dxa" w:w="3324"/>
+            <w:tcW w:type="dxa" w:w="4252"/>
           </w:tcPr>
           <w:p>
             <w:pPr>
@@ -2138,7 +2153,7 @@
       <w:tr>
         <w:tc>
           <w:tcPr>
-            <w:tcW w:type="dxa" w:w="3324"/>
+            <w:tcW w:type="dxa" w:w="680"/>
           </w:tcPr>
           <w:p>
             <w:pPr>
@@ -2157,7 +2172,7 @@
         </w:tc>
         <w:tc>
           <w:tcPr>
-            <w:tcW w:type="dxa" w:w="3324"/>
+            <w:tcW w:type="dxa" w:w="4536"/>
           </w:tcPr>
           <w:p>
             <w:pPr>
@@ -2176,7 +2191,7 @@
         </w:tc>
         <w:tc>
           <w:tcPr>
-            <w:tcW w:type="dxa" w:w="3324"/>
+            <w:tcW w:type="dxa" w:w="4252"/>
           </w:tcPr>
           <w:p>
             <w:pPr>
@@ -2196,7 +2211,7 @@
       <w:tr>
         <w:tc>
           <w:tcPr>
-            <w:tcW w:type="dxa" w:w="3324"/>
+            <w:tcW w:type="dxa" w:w="680"/>
           </w:tcPr>
           <w:p>
             <w:pPr>
@@ -2215,7 +2230,7 @@
         </w:tc>
         <w:tc>
           <w:tcPr>
-            <w:tcW w:type="dxa" w:w="3324"/>
+            <w:tcW w:type="dxa" w:w="4536"/>
           </w:tcPr>
           <w:p>
             <w:pPr>
@@ -2234,7 +2249,7 @@
         </w:tc>
         <w:tc>
           <w:tcPr>
-            <w:tcW w:type="dxa" w:w="3324"/>
+            <w:tcW w:type="dxa" w:w="4252"/>
           </w:tcPr>
           <w:p>
             <w:pPr>
@@ -2254,7 +2269,7 @@
       <w:tr>
         <w:tc>
           <w:tcPr>
-            <w:tcW w:type="dxa" w:w="3324"/>
+            <w:tcW w:type="dxa" w:w="680"/>
           </w:tcPr>
           <w:p>
             <w:pPr>
@@ -2273,7 +2288,7 @@
         </w:tc>
         <w:tc>
           <w:tcPr>
-            <w:tcW w:type="dxa" w:w="3324"/>
+            <w:tcW w:type="dxa" w:w="4536"/>
           </w:tcPr>
           <w:p>
             <w:pPr>
@@ -2292,7 +2307,7 @@
         </w:tc>
         <w:tc>
           <w:tcPr>
-            <w:tcW w:type="dxa" w:w="3324"/>
+            <w:tcW w:type="dxa" w:w="4252"/>
           </w:tcPr>
           <w:p>
             <w:pPr>
@@ -2312,7 +2327,7 @@
       <w:tr>
         <w:tc>
           <w:tcPr>
-            <w:tcW w:type="dxa" w:w="3324"/>
+            <w:tcW w:type="dxa" w:w="680"/>
           </w:tcPr>
           <w:p>
             <w:pPr>
@@ -2331,7 +2346,7 @@
         </w:tc>
         <w:tc>
           <w:tcPr>
-            <w:tcW w:type="dxa" w:w="3324"/>
+            <w:tcW w:type="dxa" w:w="4536"/>
           </w:tcPr>
           <w:p>
             <w:pPr>
@@ -2350,7 +2365,7 @@
         </w:tc>
         <w:tc>
           <w:tcPr>
-            <w:tcW w:type="dxa" w:w="3324"/>
+            <w:tcW w:type="dxa" w:w="4252"/>
           </w:tcPr>
           <w:p>
             <w:pPr>
@@ -2370,7 +2385,7 @@
       <w:tr>
         <w:tc>
           <w:tcPr>
-            <w:tcW w:type="dxa" w:w="3324"/>
+            <w:tcW w:type="dxa" w:w="680"/>
           </w:tcPr>
           <w:p>
             <w:pPr>
@@ -2389,7 +2404,7 @@
         </w:tc>
         <w:tc>
           <w:tcPr>
-            <w:tcW w:type="dxa" w:w="3324"/>
+            <w:tcW w:type="dxa" w:w="4536"/>
           </w:tcPr>
           <w:p>
             <w:pPr>
@@ -2408,7 +2423,7 @@
         </w:tc>
         <w:tc>
           <w:tcPr>
-            <w:tcW w:type="dxa" w:w="3324"/>
+            <w:tcW w:type="dxa" w:w="4252"/>
           </w:tcPr>
           <w:p>
             <w:pPr>
@@ -2428,7 +2443,7 @@
       <w:tr>
         <w:tc>
           <w:tcPr>
-            <w:tcW w:type="dxa" w:w="3324"/>
+            <w:tcW w:type="dxa" w:w="680"/>
           </w:tcPr>
           <w:p>
             <w:pPr>
@@ -2447,7 +2462,7 @@
         </w:tc>
         <w:tc>
           <w:tcPr>
-            <w:tcW w:type="dxa" w:w="3324"/>
+            <w:tcW w:type="dxa" w:w="4536"/>
           </w:tcPr>
           <w:p>
             <w:pPr>
@@ -2466,7 +2481,7 @@
         </w:tc>
         <w:tc>
           <w:tcPr>
-            <w:tcW w:type="dxa" w:w="3324"/>
+            <w:tcW w:type="dxa" w:w="4252"/>
           </w:tcPr>
           <w:p>
             <w:pPr>
@@ -2486,7 +2501,7 @@
       <w:tr>
         <w:tc>
           <w:tcPr>
-            <w:tcW w:type="dxa" w:w="3324"/>
+            <w:tcW w:type="dxa" w:w="680"/>
           </w:tcPr>
           <w:p>
             <w:pPr>
@@ -2505,7 +2520,7 @@
         </w:tc>
         <w:tc>
           <w:tcPr>
-            <w:tcW w:type="dxa" w:w="3324"/>
+            <w:tcW w:type="dxa" w:w="4536"/>
           </w:tcPr>
           <w:p>
             <w:pPr>
@@ -2524,7 +2539,7 @@
         </w:tc>
         <w:tc>
           <w:tcPr>
-            <w:tcW w:type="dxa" w:w="3324"/>
+            <w:tcW w:type="dxa" w:w="4252"/>
           </w:tcPr>
           <w:p>
             <w:pPr>
@@ -2544,7 +2559,7 @@
       <w:tr>
         <w:tc>
           <w:tcPr>
-            <w:tcW w:type="dxa" w:w="3324"/>
+            <w:tcW w:type="dxa" w:w="680"/>
           </w:tcPr>
           <w:p>
             <w:pPr>
@@ -2563,7 +2578,7 @@
         </w:tc>
         <w:tc>
           <w:tcPr>
-            <w:tcW w:type="dxa" w:w="3324"/>
+            <w:tcW w:type="dxa" w:w="4536"/>
           </w:tcPr>
           <w:p>
             <w:pPr>
@@ -2582,7 +2597,7 @@
         </w:tc>
         <w:tc>
           <w:tcPr>
-            <w:tcW w:type="dxa" w:w="3324"/>
+            <w:tcW w:type="dxa" w:w="4252"/>
           </w:tcPr>
           <w:p>
             <w:pPr>
@@ -3125,6 +3140,7 @@
                 <w:i w:val="0"/>
                 <w:sz w:val="22"/>
               </w:rPr>
+              <w:t>wykład z elementami dyskusji z prezentacją multimedialną; burza mózgów; rozwiązywanie zadań; analiza przypadków; Kryteria oceny; Kilka kartkówek. Na zaliczenie części teoretycznej ćwiczeń student jest zobowiązany uzyskać wynik powyżej 50% możliwych punktów.  Istnieje możliwość poprawy kartkówek na dziewiątych zajęciach.; Projekt programistyczny.; Ustalenie oceny zaliczeniowej na podstawie ocen cząstkowych otrzymanych w  trakcie trwania semestru</w:t>
             </w:r>
           </w:p>
         </w:tc>
@@ -3182,6 +3198,7 @@
                 <w:i w:val="0"/>
                 <w:sz w:val="22"/>
               </w:rPr>
+              <w:t>wykład z elementami dyskusji z prezentacją multimedialną; burza mózgów; rozwiązywanie zadań; analiza przypadków; Kryteria oceny; Kilka kartkówek. Na zaliczenie części teoretycznej ćwiczeń student jest zobowiązany uzyskać wynik powyżej 50% możliwych punktów.  Istnieje możliwość poprawy kartkówek na dziewiątych zajęciach.; Projekt programistyczny.; Ustalenie oceny zaliczeniowej na podstawie ocen cząstkowych otrzymanych w  trakcie trwania semestru</w:t>
             </w:r>
           </w:p>
         </w:tc>
@@ -3345,6 +3362,7 @@
                 <w:i w:val="0"/>
                 <w:sz w:val="22"/>
               </w:rPr>
+              <w:t>wykład z elementami dyskusji z prezentacją multimedialną; burza mózgów; rozwiązywanie zadań; analiza przypadków; Kryteria oceny; Kilka kartkówek. Na zaliczenie części teoretycznej ćwiczeń student jest zobowiązany uzyskać wynik powyżej 50% możliwych punktów.  Istnieje możliwość poprawy kartkówek na dziewiątych zajęciach.; Projekt programistyczny.; Ustalenie oceny zaliczeniowej na podstawie ocen cząstkowych otrzymanych w  trakcie trwania semestru</w:t>
             </w:r>
           </w:p>
         </w:tc>
@@ -3402,6 +3420,7 @@
                 <w:i w:val="0"/>
                 <w:sz w:val="22"/>
               </w:rPr>
+              <w:t>wykład z elementami dyskusji z prezentacją multimedialną; burza mózgów; rozwiązywanie zadań; analiza przypadków; Kryteria oceny; Kilka kartkówek. Na zaliczenie części teoretycznej ćwiczeń student jest zobowiązany uzyskać wynik powyżej 50% możliwych punktów.  Istnieje możliwość poprawy kartkówek na dziewiątych zajęciach.; Projekt programistyczny.; Ustalenie oceny zaliczeniowej na podstawie ocen cząstkowych otrzymanych w  trakcie trwania semestru</w:t>
             </w:r>
           </w:p>
         </w:tc>
@@ -3459,6 +3478,7 @@
                 <w:i w:val="0"/>
                 <w:sz w:val="22"/>
               </w:rPr>
+              <w:t>wykład z elementami dyskusji z prezentacją multimedialną; burza mózgów; rozwiązywanie zadań; analiza przypadków; Kryteria oceny; Kilka kartkówek. Na zaliczenie części teoretycznej ćwiczeń student jest zobowiązany uzyskać wynik powyżej 50% możliwych punktów.  Istnieje możliwość poprawy kartkówek na dziewiątych zajęciach.; Projekt programistyczny.; Ustalenie oceny zaliczeniowej na podstawie ocen cząstkowych otrzymanych w  trakcie trwania semestru</w:t>
             </w:r>
           </w:p>
         </w:tc>
@@ -3620,6 +3640,7 @@
                 <w:i w:val="0"/>
                 <w:sz w:val="22"/>
               </w:rPr>
+              <w:t>wykład z elementami dyskusji z prezentacją multimedialną; burza mózgów; rozwiązywanie zadań; analiza przypadków; Kryteria oceny; Kilka kartkówek. Na zaliczenie części teoretycznej ćwiczeń student jest zobowiązany uzyskać wynik powyżej 50% możliwych punktów.  Istnieje możliwość poprawy kartkówek na dziewiątych zajęciach.; Projekt programistyczny.; Ustalenie oceny zaliczeniowej na podstawie ocen cząstkowych otrzymanych w  trakcie trwania semestru</w:t>
             </w:r>
           </w:p>
         </w:tc>
@@ -3676,6 +3697,7 @@
                 <w:i w:val="0"/>
                 <w:sz w:val="22"/>
               </w:rPr>
+              <w:t>wykład z elementami dyskusji z prezentacją multimedialną; burza mózgów; rozwiązywanie zadań; analiza przypadków; Kryteria oceny; Kilka kartkówek. Na zaliczenie części teoretycznej ćwiczeń student jest zobowiązany uzyskać wynik powyżej 50% możliwych punktów.  Istnieje możliwość poprawy kartkówek na dziewiątych zajęciach.; Projekt programistyczny.; Ustalenie oceny zaliczeniowej na podstawie ocen cząstkowych otrzymanych w  trakcie trwania semestru</w:t>
             </w:r>
           </w:p>
         </w:tc>
@@ -3732,6 +3754,7 @@
                 <w:i w:val="0"/>
                 <w:sz w:val="22"/>
               </w:rPr>
+              <w:t>wykład z elementami dyskusji z prezentacją multimedialną; burza mózgów; rozwiązywanie zadań; analiza przypadków; Kryteria oceny; Kilka kartkówek. Na zaliczenie części teoretycznej ćwiczeń student jest zobowiązany uzyskać wynik powyżej 50% możliwych punktów.  Istnieje możliwość poprawy kartkówek na dziewiątych zajęciach.; Projekt programistyczny.; Ustalenie oceny zaliczeniowej na podstawie ocen cząstkowych otrzymanych w  trakcie trwania semestru</w:t>
             </w:r>
           </w:p>
         </w:tc>
@@ -3837,62 +3860,6 @@
                 <w:sz w:val="16"/>
               </w:rPr>
               <w:t>Wyposażenie specjalistyczne konieczne do realizacji przedmiotu</w:t>
-            </w:r>
-          </w:p>
-        </w:tc>
-      </w:tr>
-      <w:tr>
-        <w:tc>
-          <w:tcPr>
-            <w:tcW w:type="dxa" w:w="3324"/>
-          </w:tcPr>
-          <w:p>
-            <w:pPr>
-              <w:spacing w:before="20" w:after="20"/>
-            </w:pPr>
-            <w:r>
-              <w:rPr>
-                <w:rFonts w:ascii="Aptos" w:hAnsi="Aptos"/>
-                <w:b w:val="0"/>
-                <w:i w:val="0"/>
-                <w:sz w:val="22"/>
-              </w:rPr>
-            </w:r>
-          </w:p>
-        </w:tc>
-        <w:tc>
-          <w:tcPr>
-            <w:tcW w:type="dxa" w:w="3324"/>
-          </w:tcPr>
-          <w:p>
-            <w:pPr>
-              <w:spacing w:before="20" w:after="20"/>
-            </w:pPr>
-            <w:r>
-              <w:rPr>
-                <w:rFonts w:ascii="Aptos" w:hAnsi="Aptos"/>
-                <w:b w:val="0"/>
-                <w:i w:val="0"/>
-                <w:sz w:val="22"/>
-              </w:rPr>
-            </w:r>
-          </w:p>
-        </w:tc>
-        <w:tc>
-          <w:tcPr>
-            <w:tcW w:type="dxa" w:w="3324"/>
-          </w:tcPr>
-          <w:p>
-            <w:pPr>
-              <w:spacing w:before="20" w:after="20"/>
-            </w:pPr>
-            <w:r>
-              <w:rPr>
-                <w:rFonts w:ascii="Aptos" w:hAnsi="Aptos"/>
-                <w:b w:val="0"/>
-                <w:i w:val="0"/>
-                <w:sz w:val="22"/>
-              </w:rPr>
             </w:r>
           </w:p>
         </w:tc>

--- a/public/assets/files/niestacjonarne/SGD.docx
+++ b/public/assets/files/niestacjonarne/SGD.docx
@@ -1156,6 +1156,7 @@
                 <w:i w:val="0"/>
                 <w:sz w:val="22"/>
               </w:rPr>
+              <w:t>Implementacja projektu programistycznego z symulacji i gier decyzyjnych; przygotowanie do kartkówek z części teoretycznej; eksperymenty z modelami decyzyjnymi.</w:t>
             </w:r>
           </w:p>
         </w:tc>
@@ -1266,7 +1267,97 @@
           <w:tcPr>
             <w:tcW w:type="dxa" w:w="9972"/>
           </w:tcPr>
-          <w:p/>
+          <w:p>
+            <w:pPr>
+              <w:spacing w:before="20" w:after="20"/>
+            </w:pPr>
+            <w:r>
+              <w:rPr>
+                <w:rFonts w:ascii="Aptos" w:hAnsi="Aptos"/>
+                <w:b/>
+                <w:sz w:val="22"/>
+              </w:rPr>
+              <w:t>Wykład:</w:t>
+            </w:r>
+          </w:p>
+          <w:p>
+            <w:pPr>
+              <w:spacing w:before="20" w:after="20"/>
+            </w:pPr>
+            <w:r>
+              <w:rPr>
+                <w:rFonts w:ascii="Aptos" w:hAnsi="Aptos"/>
+                <w:b w:val="0"/>
+                <w:sz w:val="22"/>
+              </w:rPr>
+              <w:t>• wykład z prezentacją multimedialną</w:t>
+            </w:r>
+          </w:p>
+          <w:p>
+            <w:pPr>
+              <w:spacing w:before="20" w:after="20"/>
+            </w:pPr>
+            <w:r>
+              <w:rPr>
+                <w:rFonts w:ascii="Aptos" w:hAnsi="Aptos"/>
+                <w:b w:val="0"/>
+                <w:sz w:val="22"/>
+              </w:rPr>
+              <w:t>• wykład konwersatoryjny (z elementami dyskusji)</w:t>
+            </w:r>
+          </w:p>
+          <w:p>
+            <w:pPr>
+              <w:spacing w:before="20" w:after="20"/>
+            </w:pPr>
+            <w:r>
+              <w:rPr>
+                <w:rFonts w:ascii="Aptos" w:hAnsi="Aptos"/>
+                <w:b/>
+                <w:sz w:val="22"/>
+              </w:rPr>
+              <w:t>Ćwiczenia / Laboratorium:</w:t>
+            </w:r>
+          </w:p>
+          <w:p>
+            <w:pPr>
+              <w:spacing w:before="20" w:after="20"/>
+            </w:pPr>
+            <w:r>
+              <w:rPr>
+                <w:rFonts w:ascii="Aptos" w:hAnsi="Aptos"/>
+                <w:b w:val="0"/>
+                <w:sz w:val="22"/>
+              </w:rPr>
+              <w:t>• rozwiązywanie zadań</w:t>
+            </w:r>
+          </w:p>
+          <w:p>
+            <w:pPr>
+              <w:spacing w:before="20" w:after="20"/>
+            </w:pPr>
+            <w:r>
+              <w:rPr>
+                <w:rFonts w:ascii="Aptos" w:hAnsi="Aptos"/>
+                <w:b w:val="0"/>
+                <w:sz w:val="22"/>
+              </w:rPr>
+              <w:t>• metoda projektów (projekt praktyczny)</w:t>
+            </w:r>
+          </w:p>
+          <w:p>
+            <w:pPr>
+              <w:spacing w:before="20" w:after="20"/>
+            </w:pPr>
+            <w:r>
+              <w:rPr>
+                <w:rFonts w:ascii="Aptos" w:hAnsi="Aptos"/>
+                <w:b w:val="0"/>
+                <w:sz w:val="22"/>
+              </w:rPr>
+              <w:t>• burza mózgów</w:t>
+            </w:r>
+          </w:p>
         </w:tc>
       </w:tr>
     </w:tbl>
@@ -1517,91 +1608,7 @@
                 <w:rFonts w:ascii="Aptos" w:hAnsi="Aptos"/>
                 <w:sz w:val="22"/>
               </w:rPr>
-              <w:t>1. wykład z elementami dyskusji z prezentacją multimedialną</w:t>
-            </w:r>
-          </w:p>
-          <w:p>
-            <w:pPr>
-              <w:spacing w:before="20" w:after="20"/>
-            </w:pPr>
-            <w:r>
-              <w:rPr>
-                <w:rFonts w:ascii="Aptos" w:hAnsi="Aptos"/>
-                <w:sz w:val="22"/>
-              </w:rPr>
-              <w:t>2. burza mózgów</w:t>
-            </w:r>
-          </w:p>
-          <w:p>
-            <w:pPr>
-              <w:spacing w:before="20" w:after="20"/>
-            </w:pPr>
-            <w:r>
-              <w:rPr>
-                <w:rFonts w:ascii="Aptos" w:hAnsi="Aptos"/>
-                <w:sz w:val="22"/>
-              </w:rPr>
-              <w:t>3. rozwiązywanie zadań</w:t>
-            </w:r>
-          </w:p>
-          <w:p>
-            <w:pPr>
-              <w:spacing w:before="20" w:after="20"/>
-            </w:pPr>
-            <w:r>
-              <w:rPr>
-                <w:rFonts w:ascii="Aptos" w:hAnsi="Aptos"/>
-                <w:sz w:val="22"/>
-              </w:rPr>
-              <w:t>4. analiza przypadków</w:t>
-            </w:r>
-          </w:p>
-          <w:p>
-            <w:pPr>
-              <w:spacing w:before="20" w:after="20"/>
-            </w:pPr>
-            <w:r>
-              <w:rPr>
-                <w:rFonts w:ascii="Aptos" w:hAnsi="Aptos"/>
-                <w:sz w:val="22"/>
-              </w:rPr>
-              <w:t>5. Kryteria oceny</w:t>
-            </w:r>
-          </w:p>
-          <w:p>
-            <w:pPr>
-              <w:spacing w:before="20" w:after="20"/>
-            </w:pPr>
-            <w:r>
-              <w:rPr>
-                <w:rFonts w:ascii="Aptos" w:hAnsi="Aptos"/>
-                <w:sz w:val="22"/>
-              </w:rPr>
-              <w:t>6. Kilka kartkówek. Na zaliczenie części teoretycznej ćwiczeń student jest zobowiązany uzyskać wynik powyżej 50% możliwych punktów.  Istnieje możliwość poprawy kartkówek na dziewiątych zajęciach.</w:t>
-            </w:r>
-          </w:p>
-          <w:p>
-            <w:pPr>
-              <w:spacing w:before="20" w:after="20"/>
-            </w:pPr>
-            <w:r>
-              <w:rPr>
-                <w:rFonts w:ascii="Aptos" w:hAnsi="Aptos"/>
-                <w:sz w:val="22"/>
-              </w:rPr>
-              <w:t>7. Projekt programistyczny.</w:t>
-            </w:r>
-          </w:p>
-          <w:p>
-            <w:pPr>
-              <w:spacing w:before="20" w:after="20"/>
-            </w:pPr>
-            <w:r>
-              <w:rPr>
-                <w:rFonts w:ascii="Aptos" w:hAnsi="Aptos"/>
-                <w:sz w:val="22"/>
-              </w:rPr>
-              <w:t>8. Ustalenie oceny zaliczeniowej na podstawie ocen cząstkowych otrzymanych w  trakcie trwania semestru</w:t>
+              <w:t>1. sprawdziany wstępne „wejściówki"</w:t>
             </w:r>
           </w:p>
         </w:tc>
@@ -1618,7 +1625,7 @@
                 <w:rFonts w:ascii="Aptos" w:hAnsi="Aptos"/>
                 <w:sz w:val="22"/>
               </w:rPr>
-              <w:t>1. wykład z elementami dyskusji z prezentacją multimedialną</w:t>
+              <w:t>1. ocena sporządzonego oprogramowania</w:t>
             </w:r>
           </w:p>
           <w:p>
@@ -1630,79 +1637,7 @@
                 <w:rFonts w:ascii="Aptos" w:hAnsi="Aptos"/>
                 <w:sz w:val="22"/>
               </w:rPr>
-              <w:t>2. burza mózgów</w:t>
-            </w:r>
-          </w:p>
-          <w:p>
-            <w:pPr>
-              <w:spacing w:before="20" w:after="20"/>
-            </w:pPr>
-            <w:r>
-              <w:rPr>
-                <w:rFonts w:ascii="Aptos" w:hAnsi="Aptos"/>
-                <w:sz w:val="22"/>
-              </w:rPr>
-              <w:t>3. rozwiązywanie zadań</w:t>
-            </w:r>
-          </w:p>
-          <w:p>
-            <w:pPr>
-              <w:spacing w:before="20" w:after="20"/>
-            </w:pPr>
-            <w:r>
-              <w:rPr>
-                <w:rFonts w:ascii="Aptos" w:hAnsi="Aptos"/>
-                <w:sz w:val="22"/>
-              </w:rPr>
-              <w:t>4. analiza przypadków</w:t>
-            </w:r>
-          </w:p>
-          <w:p>
-            <w:pPr>
-              <w:spacing w:before="20" w:after="20"/>
-            </w:pPr>
-            <w:r>
-              <w:rPr>
-                <w:rFonts w:ascii="Aptos" w:hAnsi="Aptos"/>
-                <w:sz w:val="22"/>
-              </w:rPr>
-              <w:t>5. Kryteria oceny</w:t>
-            </w:r>
-          </w:p>
-          <w:p>
-            <w:pPr>
-              <w:spacing w:before="20" w:after="20"/>
-            </w:pPr>
-            <w:r>
-              <w:rPr>
-                <w:rFonts w:ascii="Aptos" w:hAnsi="Aptos"/>
-                <w:sz w:val="22"/>
-              </w:rPr>
-              <w:t>6. Kilka kartkówek. Na zaliczenie części teoretycznej ćwiczeń student jest zobowiązany uzyskać wynik powyżej 50% możliwych punktów.  Istnieje możliwość poprawy kartkówek na dziewiątych zajęciach.</w:t>
-            </w:r>
-          </w:p>
-          <w:p>
-            <w:pPr>
-              <w:spacing w:before="20" w:after="20"/>
-            </w:pPr>
-            <w:r>
-              <w:rPr>
-                <w:rFonts w:ascii="Aptos" w:hAnsi="Aptos"/>
-                <w:sz w:val="22"/>
-              </w:rPr>
-              <w:t>7. Projekt programistyczny.</w:t>
-            </w:r>
-          </w:p>
-          <w:p>
-            <w:pPr>
-              <w:spacing w:before="20" w:after="20"/>
-            </w:pPr>
-            <w:r>
-              <w:rPr>
-                <w:rFonts w:ascii="Aptos" w:hAnsi="Aptos"/>
-                <w:sz w:val="22"/>
-              </w:rPr>
-              <w:t>8. Ustalenie oceny zaliczeniowej na podstawie ocen cząstkowych otrzymanych w  trakcie trwania semestru</w:t>
+              <w:t>2. ocena pracy podczas ćwiczenia</w:t>
             </w:r>
           </w:p>
         </w:tc>
@@ -3140,7 +3075,7 @@
                 <w:i w:val="0"/>
                 <w:sz w:val="22"/>
               </w:rPr>
-              <w:t>wykład z elementami dyskusji z prezentacją multimedialną; burza mózgów; rozwiązywanie zadań; analiza przypadków; Kryteria oceny; Kilka kartkówek. Na zaliczenie części teoretycznej ćwiczeń student jest zobowiązany uzyskać wynik powyżej 50% możliwych punktów.  Istnieje możliwość poprawy kartkówek na dziewiątych zajęciach.; Projekt programistyczny.; Ustalenie oceny zaliczeniowej na podstawie ocen cząstkowych otrzymanych w  trakcie trwania semestru</w:t>
+              <w:t>sprawdziany wstępne „wejściówki"; ocena sporządzonego oprogramowania; ocena pracy podczas ćwiczenia</w:t>
             </w:r>
           </w:p>
         </w:tc>
@@ -3198,7 +3133,7 @@
                 <w:i w:val="0"/>
                 <w:sz w:val="22"/>
               </w:rPr>
-              <w:t>wykład z elementami dyskusji z prezentacją multimedialną; burza mózgów; rozwiązywanie zadań; analiza przypadków; Kryteria oceny; Kilka kartkówek. Na zaliczenie części teoretycznej ćwiczeń student jest zobowiązany uzyskać wynik powyżej 50% możliwych punktów.  Istnieje możliwość poprawy kartkówek na dziewiątych zajęciach.; Projekt programistyczny.; Ustalenie oceny zaliczeniowej na podstawie ocen cząstkowych otrzymanych w  trakcie trwania semestru</w:t>
+              <w:t>sprawdziany wstępne „wejściówki"; ocena sporządzonego oprogramowania; ocena pracy podczas ćwiczenia</w:t>
             </w:r>
           </w:p>
         </w:tc>
@@ -3362,7 +3297,7 @@
                 <w:i w:val="0"/>
                 <w:sz w:val="22"/>
               </w:rPr>
-              <w:t>wykład z elementami dyskusji z prezentacją multimedialną; burza mózgów; rozwiązywanie zadań; analiza przypadków; Kryteria oceny; Kilka kartkówek. Na zaliczenie części teoretycznej ćwiczeń student jest zobowiązany uzyskać wynik powyżej 50% możliwych punktów.  Istnieje możliwość poprawy kartkówek na dziewiątych zajęciach.; Projekt programistyczny.; Ustalenie oceny zaliczeniowej na podstawie ocen cząstkowych otrzymanych w  trakcie trwania semestru</w:t>
+              <w:t>sprawdziany wstępne „wejściówki"; ocena sporządzonego oprogramowania; ocena pracy podczas ćwiczenia</w:t>
             </w:r>
           </w:p>
         </w:tc>
@@ -3420,7 +3355,7 @@
                 <w:i w:val="0"/>
                 <w:sz w:val="22"/>
               </w:rPr>
-              <w:t>wykład z elementami dyskusji z prezentacją multimedialną; burza mózgów; rozwiązywanie zadań; analiza przypadków; Kryteria oceny; Kilka kartkówek. Na zaliczenie części teoretycznej ćwiczeń student jest zobowiązany uzyskać wynik powyżej 50% możliwych punktów.  Istnieje możliwość poprawy kartkówek na dziewiątych zajęciach.; Projekt programistyczny.; Ustalenie oceny zaliczeniowej na podstawie ocen cząstkowych otrzymanych w  trakcie trwania semestru</w:t>
+              <w:t>sprawdziany wstępne „wejściówki"; ocena sporządzonego oprogramowania; ocena pracy podczas ćwiczenia</w:t>
             </w:r>
           </w:p>
         </w:tc>
@@ -3478,7 +3413,7 @@
                 <w:i w:val="0"/>
                 <w:sz w:val="22"/>
               </w:rPr>
-              <w:t>wykład z elementami dyskusji z prezentacją multimedialną; burza mózgów; rozwiązywanie zadań; analiza przypadków; Kryteria oceny; Kilka kartkówek. Na zaliczenie części teoretycznej ćwiczeń student jest zobowiązany uzyskać wynik powyżej 50% możliwych punktów.  Istnieje możliwość poprawy kartkówek na dziewiątych zajęciach.; Projekt programistyczny.; Ustalenie oceny zaliczeniowej na podstawie ocen cząstkowych otrzymanych w  trakcie trwania semestru</w:t>
+              <w:t>sprawdziany wstępne „wejściówki"; ocena sporządzonego oprogramowania; ocena pracy podczas ćwiczenia</w:t>
             </w:r>
           </w:p>
         </w:tc>
@@ -3640,7 +3575,7 @@
                 <w:i w:val="0"/>
                 <w:sz w:val="22"/>
               </w:rPr>
-              <w:t>wykład z elementami dyskusji z prezentacją multimedialną; burza mózgów; rozwiązywanie zadań; analiza przypadków; Kryteria oceny; Kilka kartkówek. Na zaliczenie części teoretycznej ćwiczeń student jest zobowiązany uzyskać wynik powyżej 50% możliwych punktów.  Istnieje możliwość poprawy kartkówek na dziewiątych zajęciach.; Projekt programistyczny.; Ustalenie oceny zaliczeniowej na podstawie ocen cząstkowych otrzymanych w  trakcie trwania semestru</w:t>
+              <w:t>sprawdziany wstępne „wejściówki"; ocena sporządzonego oprogramowania; ocena pracy podczas ćwiczenia</w:t>
             </w:r>
           </w:p>
         </w:tc>
@@ -3697,7 +3632,7 @@
                 <w:i w:val="0"/>
                 <w:sz w:val="22"/>
               </w:rPr>
-              <w:t>wykład z elementami dyskusji z prezentacją multimedialną; burza mózgów; rozwiązywanie zadań; analiza przypadków; Kryteria oceny; Kilka kartkówek. Na zaliczenie części teoretycznej ćwiczeń student jest zobowiązany uzyskać wynik powyżej 50% możliwych punktów.  Istnieje możliwość poprawy kartkówek na dziewiątych zajęciach.; Projekt programistyczny.; Ustalenie oceny zaliczeniowej na podstawie ocen cząstkowych otrzymanych w  trakcie trwania semestru</w:t>
+              <w:t>sprawdziany wstępne „wejściówki"; ocena sporządzonego oprogramowania; ocena pracy podczas ćwiczenia</w:t>
             </w:r>
           </w:p>
         </w:tc>
@@ -3754,7 +3689,7 @@
                 <w:i w:val="0"/>
                 <w:sz w:val="22"/>
               </w:rPr>
-              <w:t>wykład z elementami dyskusji z prezentacją multimedialną; burza mózgów; rozwiązywanie zadań; analiza przypadków; Kryteria oceny; Kilka kartkówek. Na zaliczenie części teoretycznej ćwiczeń student jest zobowiązany uzyskać wynik powyżej 50% możliwych punktów.  Istnieje możliwość poprawy kartkówek na dziewiątych zajęciach.; Projekt programistyczny.; Ustalenie oceny zaliczeniowej na podstawie ocen cząstkowych otrzymanych w  trakcie trwania semestru</w:t>
+              <w:t>sprawdziany wstępne „wejściówki"; ocena sporządzonego oprogramowania; ocena pracy podczas ćwiczenia</w:t>
             </w:r>
           </w:p>
         </w:tc>

--- a/public/assets/files/niestacjonarne/SGD.docx
+++ b/public/assets/files/niestacjonarne/SGD.docx
@@ -1093,7 +1093,7 @@
                 <w:i w:val="0"/>
                 <w:sz w:val="22"/>
               </w:rPr>
-              <w:t>93</w:t>
+              <w:t>18</w:t>
             </w:r>
           </w:p>
         </w:tc>
@@ -1113,7 +1113,7 @@
                 <w:i w:val="0"/>
                 <w:sz w:val="22"/>
               </w:rPr>
-              <w:t>3.7</w:t>
+              <w:t>0.7</w:t>
             </w:r>
           </w:p>
         </w:tc>

--- a/public/assets/files/niestacjonarne/SGD.docx
+++ b/public/assets/files/niestacjonarne/SGD.docx
@@ -3075,7 +3075,7 @@
                 <w:i w:val="0"/>
                 <w:sz w:val="22"/>
               </w:rPr>
-              <w:t>sprawdziany wstępne „wejściówki"; ocena sporządzonego oprogramowania; ocena pracy podczas ćwiczenia</w:t>
+              <w:t>sprawdziany wstępne „wejściówki"</w:t>
             </w:r>
           </w:p>
         </w:tc>
@@ -3096,6 +3096,7 @@
                 <w:i w:val="0"/>
                 <w:sz w:val="22"/>
               </w:rPr>
+              <w:t>K_W24</w:t>
             </w:r>
           </w:p>
         </w:tc>
@@ -3133,7 +3134,7 @@
                 <w:i w:val="0"/>
                 <w:sz w:val="22"/>
               </w:rPr>
-              <w:t>sprawdziany wstępne „wejściówki"; ocena sporządzonego oprogramowania; ocena pracy podczas ćwiczenia</w:t>
+              <w:t>sprawdziany wstępne „wejściówki"</w:t>
             </w:r>
           </w:p>
         </w:tc>
@@ -3297,7 +3298,7 @@
                 <w:i w:val="0"/>
                 <w:sz w:val="22"/>
               </w:rPr>
-              <w:t>sprawdziany wstępne „wejściówki"; ocena sporządzonego oprogramowania; ocena pracy podczas ćwiczenia</w:t>
+              <w:t>ocena sporządzonego oprogramowania, ocena pracy podczas ćwiczenia</w:t>
             </w:r>
           </w:p>
         </w:tc>
@@ -3318,6 +3319,7 @@
                 <w:i w:val="0"/>
                 <w:sz w:val="22"/>
               </w:rPr>
+              <w:t>K_U31</w:t>
             </w:r>
           </w:p>
         </w:tc>
@@ -3355,7 +3357,7 @@
                 <w:i w:val="0"/>
                 <w:sz w:val="22"/>
               </w:rPr>
-              <w:t>sprawdziany wstępne „wejściówki"; ocena sporządzonego oprogramowania; ocena pracy podczas ćwiczenia</w:t>
+              <w:t>ocena sporządzonego oprogramowania, ocena pracy podczas ćwiczenia</w:t>
             </w:r>
           </w:p>
         </w:tc>
@@ -3376,6 +3378,7 @@
                 <w:i w:val="0"/>
                 <w:sz w:val="22"/>
               </w:rPr>
+              <w:t>K_U31</w:t>
             </w:r>
           </w:p>
         </w:tc>
@@ -3413,7 +3416,7 @@
                 <w:i w:val="0"/>
                 <w:sz w:val="22"/>
               </w:rPr>
-              <w:t>sprawdziany wstępne „wejściówki"; ocena sporządzonego oprogramowania; ocena pracy podczas ćwiczenia</w:t>
+              <w:t>ocena sporządzonego oprogramowania, ocena pracy podczas ćwiczenia</w:t>
             </w:r>
           </w:p>
         </w:tc>
@@ -3575,121 +3578,6 @@
                 <w:i w:val="0"/>
                 <w:sz w:val="22"/>
               </w:rPr>
-              <w:t>sprawdziany wstępne „wejściówki"; ocena sporządzonego oprogramowania; ocena pracy podczas ćwiczenia</w:t>
-            </w:r>
-          </w:p>
-        </w:tc>
-      </w:tr>
-      <w:tr>
-        <w:tc>
-          <w:tcPr>
-            <w:tcW w:type="dxa" w:w="3324"/>
-          </w:tcPr>
-          <w:p>
-            <w:pPr>
-              <w:spacing w:before="20" w:after="20"/>
-            </w:pPr>
-            <w:r>
-              <w:rPr>
-                <w:rFonts w:ascii="Aptos" w:hAnsi="Aptos"/>
-                <w:b w:val="0"/>
-                <w:i w:val="0"/>
-                <w:sz w:val="22"/>
-              </w:rPr>
-            </w:r>
-          </w:p>
-        </w:tc>
-        <w:tc>
-          <w:tcPr>
-            <w:tcW w:type="dxa" w:w="3324"/>
-          </w:tcPr>
-          <w:p>
-            <w:pPr>
-              <w:spacing w:before="20" w:after="20"/>
-            </w:pPr>
-            <w:r>
-              <w:rPr>
-                <w:rFonts w:ascii="Aptos" w:hAnsi="Aptos"/>
-                <w:b w:val="0"/>
-                <w:i w:val="0"/>
-                <w:sz w:val="22"/>
-              </w:rPr>
-            </w:r>
-          </w:p>
-        </w:tc>
-        <w:tc>
-          <w:tcPr>
-            <w:tcW w:type="dxa" w:w="3324"/>
-          </w:tcPr>
-          <w:p>
-            <w:pPr>
-              <w:spacing w:before="20" w:after="20"/>
-            </w:pPr>
-            <w:r>
-              <w:rPr>
-                <w:rFonts w:ascii="Aptos" w:hAnsi="Aptos"/>
-                <w:b w:val="0"/>
-                <w:i w:val="0"/>
-                <w:sz w:val="22"/>
-              </w:rPr>
-              <w:t>sprawdziany wstępne „wejściówki"; ocena sporządzonego oprogramowania; ocena pracy podczas ćwiczenia</w:t>
-            </w:r>
-          </w:p>
-        </w:tc>
-      </w:tr>
-      <w:tr>
-        <w:tc>
-          <w:tcPr>
-            <w:tcW w:type="dxa" w:w="3324"/>
-          </w:tcPr>
-          <w:p>
-            <w:pPr>
-              <w:spacing w:before="20" w:after="20"/>
-            </w:pPr>
-            <w:r>
-              <w:rPr>
-                <w:rFonts w:ascii="Aptos" w:hAnsi="Aptos"/>
-                <w:b w:val="0"/>
-                <w:i w:val="0"/>
-                <w:sz w:val="22"/>
-              </w:rPr>
-            </w:r>
-          </w:p>
-        </w:tc>
-        <w:tc>
-          <w:tcPr>
-            <w:tcW w:type="dxa" w:w="3324"/>
-          </w:tcPr>
-          <w:p>
-            <w:pPr>
-              <w:spacing w:before="20" w:after="20"/>
-            </w:pPr>
-            <w:r>
-              <w:rPr>
-                <w:rFonts w:ascii="Aptos" w:hAnsi="Aptos"/>
-                <w:b w:val="0"/>
-                <w:i w:val="0"/>
-                <w:sz w:val="22"/>
-              </w:rPr>
-            </w:r>
-          </w:p>
-        </w:tc>
-        <w:tc>
-          <w:tcPr>
-            <w:tcW w:type="dxa" w:w="3324"/>
-          </w:tcPr>
-          <w:p>
-            <w:pPr>
-              <w:spacing w:before="20" w:after="20"/>
-            </w:pPr>
-            <w:r>
-              <w:rPr>
-                <w:rFonts w:ascii="Aptos" w:hAnsi="Aptos"/>
-                <w:b w:val="0"/>
-                <w:i w:val="0"/>
-                <w:sz w:val="22"/>
-              </w:rPr>
-              <w:t>sprawdziany wstępne „wejściówki"; ocena sporządzonego oprogramowania; ocena pracy podczas ćwiczenia</w:t>
             </w:r>
           </w:p>
         </w:tc>

--- a/public/assets/files/niestacjonarne/SGD.docx
+++ b/public/assets/files/niestacjonarne/SGD.docx
@@ -1881,14 +1881,13 @@
       </w:tblPr>
       <w:tblGrid>
         <w:gridCol w:w="680"/>
-        <w:gridCol w:w="4536"/>
-        <w:gridCol w:w="4252"/>
+        <w:gridCol w:w="8788"/>
       </w:tblGrid>
       <w:tr>
         <w:tc>
           <w:tcPr>
             <w:tcW w:type="dxa" w:w="9468"/>
-            <w:gridSpan w:val="3"/>
+            <w:gridSpan w:val="2"/>
             <w:shd w:val="clear" w:color="auto" w:fill="D9D9D9"/>
           </w:tcPr>
           <w:p>
@@ -1930,7 +1929,7 @@
         </w:tc>
         <w:tc>
           <w:tcPr>
-            <w:tcW w:type="dxa" w:w="4536"/>
+            <w:tcW w:type="dxa" w:w="8788"/>
             <w:shd w:val="clear" w:color="auto" w:fill="D9D9D9"/>
           </w:tcPr>
           <w:p>
@@ -1944,27 +1943,7 @@
                 <w:i w:val="0"/>
                 <w:sz w:val="16"/>
               </w:rPr>
-              <w:t>Wykład</w:t>
-            </w:r>
-          </w:p>
-        </w:tc>
-        <w:tc>
-          <w:tcPr>
-            <w:tcW w:type="dxa" w:w="4252"/>
-            <w:shd w:val="clear" w:color="auto" w:fill="D9D9D9"/>
-          </w:tcPr>
-          <w:p>
-            <w:pPr>
-              <w:spacing w:before="20" w:after="20"/>
-            </w:pPr>
-            <w:r>
-              <w:rPr>
-                <w:rFonts w:ascii="Aptos" w:hAnsi="Aptos"/>
-                <w:b/>
-                <w:i w:val="0"/>
-                <w:sz w:val="16"/>
-              </w:rPr>
-              <w:t>Ćwiczenia / Laboratorium / Pracownia</w:t>
+              <w:t>Treści programowe</w:t>
             </w:r>
           </w:p>
         </w:tc>
@@ -1991,7 +1970,7 @@
         </w:tc>
         <w:tc>
           <w:tcPr>
-            <w:tcW w:type="dxa" w:w="4536"/>
+            <w:tcW w:type="dxa" w:w="8788"/>
           </w:tcPr>
           <w:p>
             <w:pPr>
@@ -2005,24 +1984,6 @@
                 <w:sz w:val="22"/>
               </w:rPr>
               <w:t>Modele decyzyjne statyczne. Przykłady reprezentacji problemów decyzyjnych. Postać normalna,  drzewa decyzyjne.</w:t>
-            </w:r>
-          </w:p>
-        </w:tc>
-        <w:tc>
-          <w:tcPr>
-            <w:tcW w:type="dxa" w:w="4252"/>
-          </w:tcPr>
-          <w:p>
-            <w:pPr>
-              <w:spacing w:before="20" w:after="20"/>
-            </w:pPr>
-            <w:r>
-              <w:rPr>
-                <w:rFonts w:ascii="Aptos" w:hAnsi="Aptos"/>
-                <w:b w:val="0"/>
-                <w:i w:val="0"/>
-                <w:sz w:val="22"/>
-              </w:rPr>
             </w:r>
           </w:p>
         </w:tc>
@@ -2049,7 +2010,7 @@
         </w:tc>
         <w:tc>
           <w:tcPr>
-            <w:tcW w:type="dxa" w:w="4536"/>
+            <w:tcW w:type="dxa" w:w="8788"/>
           </w:tcPr>
           <w:p>
             <w:pPr>
@@ -2063,24 +2024,6 @@
                 <w:sz w:val="22"/>
               </w:rPr>
               <w:t>Tablice decyzyjne, drzewa decyzyjne. Punkty równowagi w sensie Pareto. Gry o sumie zerowej.  Twierdzenie o minimaksie. Strategia optymalna. Gry 2 na 2. Gry 2 na n i n na 2. Rozwiązywanie gier metodą graficzną.</w:t>
-            </w:r>
-          </w:p>
-        </w:tc>
-        <w:tc>
-          <w:tcPr>
-            <w:tcW w:type="dxa" w:w="4252"/>
-          </w:tcPr>
-          <w:p>
-            <w:pPr>
-              <w:spacing w:before="20" w:after="20"/>
-            </w:pPr>
-            <w:r>
-              <w:rPr>
-                <w:rFonts w:ascii="Aptos" w:hAnsi="Aptos"/>
-                <w:b w:val="0"/>
-                <w:i w:val="0"/>
-                <w:sz w:val="22"/>
-              </w:rPr>
             </w:r>
           </w:p>
         </w:tc>
@@ -2107,7 +2050,7 @@
         </w:tc>
         <w:tc>
           <w:tcPr>
-            <w:tcW w:type="dxa" w:w="4536"/>
+            <w:tcW w:type="dxa" w:w="8788"/>
           </w:tcPr>
           <w:p>
             <w:pPr>
@@ -2121,24 +2064,6 @@
                 <w:sz w:val="22"/>
               </w:rPr>
               <w:t>Strategie mieszane i czyste. Punkty równowagi Nasha w strategiach czystych i mieszanych. Zastosowanie modelu w rzeczywistości. Strategie zdominowane i dominujące.   Rozwiązywanie gier 3 na 3.</w:t>
-            </w:r>
-          </w:p>
-        </w:tc>
-        <w:tc>
-          <w:tcPr>
-            <w:tcW w:type="dxa" w:w="4252"/>
-          </w:tcPr>
-          <w:p>
-            <w:pPr>
-              <w:spacing w:before="20" w:after="20"/>
-            </w:pPr>
-            <w:r>
-              <w:rPr>
-                <w:rFonts w:ascii="Aptos" w:hAnsi="Aptos"/>
-                <w:b w:val="0"/>
-                <w:i w:val="0"/>
-                <w:sz w:val="22"/>
-              </w:rPr>
             </w:r>
           </w:p>
         </w:tc>
@@ -2165,7 +2090,7 @@
         </w:tc>
         <w:tc>
           <w:tcPr>
-            <w:tcW w:type="dxa" w:w="4536"/>
+            <w:tcW w:type="dxa" w:w="8788"/>
           </w:tcPr>
           <w:p>
             <w:pPr>
@@ -2179,24 +2104,6 @@
                 <w:sz w:val="22"/>
               </w:rPr>
               <w:t>Programowanie liniowe. Dualność. Algorytm sympleks. Gry z ograniczeniami.  Zastosowanie programowania liniowego w rzeczywistych zagadnieniach.</w:t>
-            </w:r>
-          </w:p>
-        </w:tc>
-        <w:tc>
-          <w:tcPr>
-            <w:tcW w:type="dxa" w:w="4252"/>
-          </w:tcPr>
-          <w:p>
-            <w:pPr>
-              <w:spacing w:before="20" w:after="20"/>
-            </w:pPr>
-            <w:r>
-              <w:rPr>
-                <w:rFonts w:ascii="Aptos" w:hAnsi="Aptos"/>
-                <w:b w:val="0"/>
-                <w:i w:val="0"/>
-                <w:sz w:val="22"/>
-              </w:rPr>
             </w:r>
           </w:p>
         </w:tc>
@@ -2223,7 +2130,7 @@
         </w:tc>
         <w:tc>
           <w:tcPr>
-            <w:tcW w:type="dxa" w:w="4536"/>
+            <w:tcW w:type="dxa" w:w="8788"/>
           </w:tcPr>
           <w:p>
             <w:pPr>
@@ -2237,24 +2144,6 @@
                 <w:sz w:val="22"/>
               </w:rPr>
               <w:t>Gry w postaci ekstensywnej. Gry grane wielokrotnie. Nauka w grach powtarzanych wielokrotnie.</w:t>
-            </w:r>
-          </w:p>
-        </w:tc>
-        <w:tc>
-          <w:tcPr>
-            <w:tcW w:type="dxa" w:w="4252"/>
-          </w:tcPr>
-          <w:p>
-            <w:pPr>
-              <w:spacing w:before="20" w:after="20"/>
-            </w:pPr>
-            <w:r>
-              <w:rPr>
-                <w:rFonts w:ascii="Aptos" w:hAnsi="Aptos"/>
-                <w:b w:val="0"/>
-                <w:i w:val="0"/>
-                <w:sz w:val="22"/>
-              </w:rPr>
             </w:r>
           </w:p>
         </w:tc>
@@ -2281,7 +2170,7 @@
         </w:tc>
         <w:tc>
           <w:tcPr>
-            <w:tcW w:type="dxa" w:w="4536"/>
+            <w:tcW w:type="dxa" w:w="8788"/>
           </w:tcPr>
           <w:p>
             <w:pPr>
@@ -2295,24 +2184,6 @@
                 <w:sz w:val="22"/>
               </w:rPr>
               <w:t>Gry nieskończone. Punkty równowagi w grach powtarzanych nieskończenie wiele razy. Gry powtarzane ze zredukowaną wypłatą. Twierdzenie dla gier ze zredukowaną wypłatą.</w:t>
-            </w:r>
-          </w:p>
-        </w:tc>
-        <w:tc>
-          <w:tcPr>
-            <w:tcW w:type="dxa" w:w="4252"/>
-          </w:tcPr>
-          <w:p>
-            <w:pPr>
-              <w:spacing w:before="20" w:after="20"/>
-            </w:pPr>
-            <w:r>
-              <w:rPr>
-                <w:rFonts w:ascii="Aptos" w:hAnsi="Aptos"/>
-                <w:b w:val="0"/>
-                <w:i w:val="0"/>
-                <w:sz w:val="22"/>
-              </w:rPr>
             </w:r>
           </w:p>
         </w:tc>
@@ -2339,7 +2210,7 @@
         </w:tc>
         <w:tc>
           <w:tcPr>
-            <w:tcW w:type="dxa" w:w="4536"/>
+            <w:tcW w:type="dxa" w:w="8788"/>
           </w:tcPr>
           <w:p>
             <w:pPr>
@@ -2353,24 +2224,6 @@
                 <w:sz w:val="22"/>
               </w:rPr>
               <w:t>Twierdzenie o indukcji wstecznej. Problemy decyzyjne.  Gry Bayesowskie.</w:t>
-            </w:r>
-          </w:p>
-        </w:tc>
-        <w:tc>
-          <w:tcPr>
-            <w:tcW w:type="dxa" w:w="4252"/>
-          </w:tcPr>
-          <w:p>
-            <w:pPr>
-              <w:spacing w:before="20" w:after="20"/>
-            </w:pPr>
-            <w:r>
-              <w:rPr>
-                <w:rFonts w:ascii="Aptos" w:hAnsi="Aptos"/>
-                <w:b w:val="0"/>
-                <w:i w:val="0"/>
-                <w:sz w:val="22"/>
-              </w:rPr>
             </w:r>
           </w:p>
         </w:tc>
@@ -2397,7 +2250,7 @@
         </w:tc>
         <w:tc>
           <w:tcPr>
-            <w:tcW w:type="dxa" w:w="4536"/>
+            <w:tcW w:type="dxa" w:w="8788"/>
           </w:tcPr>
           <w:p>
             <w:pPr>
@@ -2411,24 +2264,6 @@
                 <w:sz w:val="22"/>
               </w:rPr>
               <w:t>Podstawowe elementy silnika gry komputerowej – pętla gry, zarządzanie czasem symulacji.</w:t>
-            </w:r>
-          </w:p>
-        </w:tc>
-        <w:tc>
-          <w:tcPr>
-            <w:tcW w:type="dxa" w:w="4252"/>
-          </w:tcPr>
-          <w:p>
-            <w:pPr>
-              <w:spacing w:before="20" w:after="20"/>
-            </w:pPr>
-            <w:r>
-              <w:rPr>
-                <w:rFonts w:ascii="Aptos" w:hAnsi="Aptos"/>
-                <w:b w:val="0"/>
-                <w:i w:val="0"/>
-                <w:sz w:val="22"/>
-              </w:rPr>
             </w:r>
           </w:p>
         </w:tc>
@@ -2455,7 +2290,7 @@
         </w:tc>
         <w:tc>
           <w:tcPr>
-            <w:tcW w:type="dxa" w:w="4536"/>
+            <w:tcW w:type="dxa" w:w="8788"/>
           </w:tcPr>
           <w:p>
             <w:pPr>
@@ -2469,24 +2304,6 @@
                 <w:sz w:val="22"/>
               </w:rPr>
               <w:t>Poznaje podstawy biblioteki SDL2, która jest stosowana w branży gier komputerowych</w:t>
-            </w:r>
-          </w:p>
-        </w:tc>
-        <w:tc>
-          <w:tcPr>
-            <w:tcW w:type="dxa" w:w="4252"/>
-          </w:tcPr>
-          <w:p>
-            <w:pPr>
-              <w:spacing w:before="20" w:after="20"/>
-            </w:pPr>
-            <w:r>
-              <w:rPr>
-                <w:rFonts w:ascii="Aptos" w:hAnsi="Aptos"/>
-                <w:b w:val="0"/>
-                <w:i w:val="0"/>
-                <w:sz w:val="22"/>
-              </w:rPr>
             </w:r>
           </w:p>
         </w:tc>
@@ -2513,7 +2330,7 @@
         </w:tc>
         <w:tc>
           <w:tcPr>
-            <w:tcW w:type="dxa" w:w="4536"/>
+            <w:tcW w:type="dxa" w:w="8788"/>
           </w:tcPr>
           <w:p>
             <w:pPr>
@@ -2527,24 +2344,6 @@
                 <w:sz w:val="22"/>
               </w:rPr>
               <w:t>Poznaje podstawy symulacji fizycznej – modelowanie zmian świata gry wraz z prostą fizyką.</w:t>
-            </w:r>
-          </w:p>
-        </w:tc>
-        <w:tc>
-          <w:tcPr>
-            <w:tcW w:type="dxa" w:w="4252"/>
-          </w:tcPr>
-          <w:p>
-            <w:pPr>
-              <w:spacing w:before="20" w:after="20"/>
-            </w:pPr>
-            <w:r>
-              <w:rPr>
-                <w:rFonts w:ascii="Aptos" w:hAnsi="Aptos"/>
-                <w:b w:val="0"/>
-                <w:i w:val="0"/>
-                <w:sz w:val="22"/>
-              </w:rPr>
             </w:r>
           </w:p>
         </w:tc>
